--- a/finance/sdd/00_sources/02_requirements/MyLink_요구사항정의서_v1.0.docx
+++ b/finance/sdd/00_sources/02_requirements/MyLink_요구사항정의서_v1.0.docx
@@ -895,7 +895,7 @@
                 <w:b w:val="0"/>
                 <w:sz w:val="19"/>
               </w:rPr>
-              <w:t>근거 규정 다단계 조회·인용</w:t>
+              <w:t>근거 규정 여러 단계 조회·인용</w:t>
             </w:r>
           </w:p>
         </w:tc>
@@ -2124,7 +2124,7 @@
           <w:b/>
           <w:sz w:val="22"/>
         </w:rPr>
-        <w:t>3.3 SFR-003  근거 규정 다단계 조회·인용</w:t>
+        <w:t>3.3 SFR-003  근거 규정 여러 단계 조회·인용</w:t>
       </w:r>
     </w:p>
     <w:tbl>
@@ -2205,7 +2205,7 @@
                 <w:b w:val="0"/>
                 <w:sz w:val="19"/>
               </w:rPr>
-              <w:t>근거 규정 다단계 조회·인용</w:t>
+              <w:t>근거 규정 여러 단계 조회·인용</w:t>
             </w:r>
           </w:p>
         </w:tc>
